--- a/phasewise templates/Technology Stack - Template.docx
+++ b/phasewise templates/Technology Stack - Template.docx
@@ -22,7 +22,7 @@
           <w:sz w:val="24"/>
           <w:szCs w:val="24"/>
         </w:rPr>
-        <w:t>Project Design Phase-II</w:t>
+        <w:t>Project Design Stage II</w:t>
       </w:r>
     </w:p>
     <w:p>
@@ -221,7 +221,7 @@
               <w:rPr>
                 <w:rFonts w:ascii="Arial" w:eastAsia="Arial" w:hAnsi="Arial" w:cs="Arial"/>
               </w:rPr>
-              <w:t>Maximum Marks</w:t>
+              <w:t>Maximum Score</w:t>
             </w:r>
           </w:p>
         </w:tc>
